--- a/templates_docx/SMS_post_sale.docx
+++ b/templates_docx/SMS_post_sale.docx
@@ -80,7 +80,7 @@
           <w:sz w:val="22"/>
           <w:szCs w:val="22"/>
         </w:rPr>
-        <w:t xml:space="preserve">                                                     </w:t>
+        <w:t xml:space="preserve">                                             </w:t>
       </w:r>
       <w:r>
         <w:rPr>
@@ -235,25 +235,7 @@
           <w:spacing w:val="-6"/>
           <w:w w:val="90"/>
         </w:rPr>
-        <w:t>{{</w:t>
-      </w:r>
-      <w:proofErr w:type="spellStart"/>
-      <w:r>
-        <w:rPr>
-          <w:rFonts w:ascii="Arial" w:hAnsi="Arial" w:cs="Arial"/>
-          <w:spacing w:val="-6"/>
-          <w:w w:val="90"/>
-        </w:rPr>
-        <w:t>notice_date</w:t>
-      </w:r>
-      <w:proofErr w:type="spellEnd"/>
-      <w:r>
-        <w:rPr>
-          <w:rFonts w:ascii="Arial" w:hAnsi="Arial" w:cs="Arial"/>
-          <w:spacing w:val="-6"/>
-          <w:w w:val="90"/>
-        </w:rPr>
-        <w:t>}}</w:t>
+        <w:t>{{notice_date}}</w:t>
       </w:r>
     </w:p>
     <w:p>
@@ -312,9 +294,8 @@
           <w:sz w:val="22"/>
           <w:szCs w:val="22"/>
         </w:rPr>
-        <w:t>{{</w:t>
-      </w:r>
-      <w:proofErr w:type="spellStart"/>
+        <w:t>{{borrower_name}}</w:t>
+      </w:r>
       <w:r>
         <w:rPr>
           <w:rFonts w:ascii="Arial" w:hAnsi="Arial" w:cs="Arial"/>
@@ -322,9 +303,8 @@
           <w:sz w:val="22"/>
           <w:szCs w:val="22"/>
         </w:rPr>
-        <w:t>borrower_name</w:t>
-      </w:r>
-      <w:proofErr w:type="spellEnd"/>
+        <w:t>, C/o</w:t>
+      </w:r>
       <w:r>
         <w:rPr>
           <w:rFonts w:ascii="Arial" w:hAnsi="Arial" w:cs="Arial"/>
@@ -332,45 +312,7 @@
           <w:sz w:val="22"/>
           <w:szCs w:val="22"/>
         </w:rPr>
-        <w:t>}}</w:t>
-      </w:r>
-      <w:r>
-        <w:rPr>
-          <w:rFonts w:ascii="Arial" w:hAnsi="Arial" w:cs="Arial"/>
-          <w:b/>
-          <w:sz w:val="22"/>
-          <w:szCs w:val="22"/>
-        </w:rPr>
-        <w:t>, C/o</w:t>
-      </w:r>
-      <w:r>
-        <w:rPr>
-          <w:rFonts w:ascii="Arial" w:hAnsi="Arial" w:cs="Arial"/>
-          <w:b/>
-          <w:sz w:val="22"/>
-          <w:szCs w:val="22"/>
-        </w:rPr>
-        <w:t xml:space="preserve"> {{</w:t>
-      </w:r>
-      <w:proofErr w:type="spellStart"/>
-      <w:r>
-        <w:rPr>
-          <w:rFonts w:ascii="Arial" w:hAnsi="Arial" w:cs="Arial"/>
-          <w:b/>
-          <w:sz w:val="22"/>
-          <w:szCs w:val="22"/>
-        </w:rPr>
-        <w:t>borrower_father</w:t>
-      </w:r>
-      <w:proofErr w:type="spellEnd"/>
-      <w:r>
-        <w:rPr>
-          <w:rFonts w:ascii="Arial" w:hAnsi="Arial" w:cs="Arial"/>
-          <w:b/>
-          <w:sz w:val="22"/>
-          <w:szCs w:val="22"/>
-        </w:rPr>
-        <w:t>}}</w:t>
+        <w:t xml:space="preserve"> {{borrower_father}}</w:t>
       </w:r>
     </w:p>
     <w:p>
@@ -390,9 +332,8 @@
           <w:sz w:val="22"/>
           <w:szCs w:val="22"/>
         </w:rPr>
-        <w:t xml:space="preserve">    </w:t>
-      </w:r>
-      <w:proofErr w:type="spellStart"/>
+        <w:t xml:space="preserve">    H.No. </w:t>
+      </w:r>
       <w:r>
         <w:rPr>
           <w:rFonts w:ascii="Arial" w:hAnsi="Arial" w:cs="Arial"/>
@@ -400,9 +341,8 @@
           <w:sz w:val="22"/>
           <w:szCs w:val="22"/>
         </w:rPr>
-        <w:t>H.No</w:t>
-      </w:r>
-      <w:proofErr w:type="spellEnd"/>
+        <w:t>{{borrower_address}}</w:t>
+      </w:r>
       <w:r>
         <w:rPr>
           <w:rFonts w:ascii="Arial" w:hAnsi="Arial" w:cs="Arial"/>
@@ -410,7 +350,7 @@
           <w:sz w:val="22"/>
           <w:szCs w:val="22"/>
         </w:rPr>
-        <w:t xml:space="preserve">. </w:t>
+        <w:t>, PINCODE :</w:t>
       </w:r>
       <w:r>
         <w:rPr>
@@ -419,76 +359,7 @@
           <w:sz w:val="22"/>
           <w:szCs w:val="22"/>
         </w:rPr>
-        <w:t>{{</w:t>
-      </w:r>
-      <w:proofErr w:type="spellStart"/>
-      <w:r>
-        <w:rPr>
-          <w:rFonts w:ascii="Arial" w:hAnsi="Arial" w:cs="Arial"/>
-          <w:b/>
-          <w:sz w:val="22"/>
-          <w:szCs w:val="22"/>
-        </w:rPr>
-        <w:t>borrower_address</w:t>
-      </w:r>
-      <w:proofErr w:type="spellEnd"/>
-      <w:r>
-        <w:rPr>
-          <w:rFonts w:ascii="Arial" w:hAnsi="Arial" w:cs="Arial"/>
-          <w:b/>
-          <w:sz w:val="22"/>
-          <w:szCs w:val="22"/>
-        </w:rPr>
-        <w:t>}}</w:t>
-      </w:r>
-      <w:r>
-        <w:rPr>
-          <w:rFonts w:ascii="Arial" w:hAnsi="Arial" w:cs="Arial"/>
-          <w:b/>
-          <w:sz w:val="22"/>
-          <w:szCs w:val="22"/>
-        </w:rPr>
-        <w:t xml:space="preserve">, </w:t>
-      </w:r>
-      <w:proofErr w:type="gramStart"/>
-      <w:r>
-        <w:rPr>
-          <w:rFonts w:ascii="Arial" w:hAnsi="Arial" w:cs="Arial"/>
-          <w:b/>
-          <w:sz w:val="22"/>
-          <w:szCs w:val="22"/>
-        </w:rPr>
-        <w:t>PINCODE :</w:t>
-      </w:r>
-      <w:proofErr w:type="gramEnd"/>
-      <w:r>
-        <w:rPr>
-          <w:rFonts w:ascii="Arial" w:hAnsi="Arial" w:cs="Arial"/>
-          <w:b/>
-          <w:sz w:val="22"/>
-          <w:szCs w:val="22"/>
-        </w:rPr>
-        <w:t>{{</w:t>
-      </w:r>
-      <w:proofErr w:type="spellStart"/>
-      <w:r>
-        <w:rPr>
-          <w:rFonts w:ascii="Arial" w:hAnsi="Arial" w:cs="Arial"/>
-          <w:b/>
-          <w:sz w:val="22"/>
-          <w:szCs w:val="22"/>
-        </w:rPr>
-        <w:t>pincode</w:t>
-      </w:r>
-      <w:proofErr w:type="spellEnd"/>
-      <w:r>
-        <w:rPr>
-          <w:rFonts w:ascii="Arial" w:hAnsi="Arial" w:cs="Arial"/>
-          <w:b/>
-          <w:sz w:val="22"/>
-          <w:szCs w:val="22"/>
-        </w:rPr>
-        <w:t>}}</w:t>
+        <w:t>{{pincode}}</w:t>
       </w:r>
     </w:p>
     <w:p>
@@ -508,9 +379,8 @@
           <w:sz w:val="22"/>
           <w:szCs w:val="22"/>
         </w:rPr>
-        <w:t xml:space="preserve">    </w:t>
-      </w:r>
-      <w:proofErr w:type="gramStart"/>
+        <w:t xml:space="preserve">    Ph :</w:t>
+      </w:r>
       <w:r>
         <w:rPr>
           <w:rFonts w:ascii="Arial" w:hAnsi="Arial" w:cs="Arial"/>
@@ -518,37 +388,7 @@
           <w:sz w:val="22"/>
           <w:szCs w:val="22"/>
         </w:rPr>
-        <w:t>Ph :</w:t>
-      </w:r>
-      <w:proofErr w:type="gramEnd"/>
-      <w:r>
-        <w:rPr>
-          <w:rFonts w:ascii="Arial" w:hAnsi="Arial" w:cs="Arial"/>
-          <w:b/>
-          <w:sz w:val="22"/>
-          <w:szCs w:val="22"/>
-        </w:rPr>
-        <w:t>{{</w:t>
-      </w:r>
-      <w:proofErr w:type="spellStart"/>
-      <w:r>
-        <w:rPr>
-          <w:rFonts w:ascii="Arial" w:hAnsi="Arial" w:cs="Arial"/>
-          <w:b/>
-          <w:sz w:val="22"/>
-          <w:szCs w:val="22"/>
-        </w:rPr>
-        <w:t>borrower_mobile</w:t>
-      </w:r>
-      <w:proofErr w:type="spellEnd"/>
-      <w:r>
-        <w:rPr>
-          <w:rFonts w:ascii="Arial" w:hAnsi="Arial" w:cs="Arial"/>
-          <w:b/>
-          <w:sz w:val="22"/>
-          <w:szCs w:val="22"/>
-        </w:rPr>
-        <w:t>}}</w:t>
+        <w:t>{{borrower_mobile}}</w:t>
       </w:r>
     </w:p>
     <w:p>
@@ -580,40 +420,7 @@
           <w:sz w:val="22"/>
           <w:szCs w:val="22"/>
         </w:rPr>
-        <w:t xml:space="preserve"> {{</w:t>
-      </w:r>
-      <w:proofErr w:type="spellStart"/>
-      <w:r>
-        <w:rPr>
-          <w:rFonts w:ascii="Arial" w:hAnsi="Arial" w:cs="Arial"/>
-          <w:spacing w:val="-6"/>
-          <w:w w:val="90"/>
-          <w:sz w:val="22"/>
-          <w:szCs w:val="22"/>
-        </w:rPr>
-        <w:t>borrower_name</w:t>
-      </w:r>
-      <w:proofErr w:type="spellEnd"/>
-      <w:r>
-        <w:rPr>
-          <w:rFonts w:ascii="Arial" w:hAnsi="Arial" w:cs="Arial"/>
-          <w:spacing w:val="-6"/>
-          <w:w w:val="90"/>
-          <w:sz w:val="22"/>
-          <w:szCs w:val="22"/>
-        </w:rPr>
-        <w:t>}</w:t>
-      </w:r>
-      <w:proofErr w:type="gramStart"/>
-      <w:r>
-        <w:rPr>
-          <w:rFonts w:ascii="Arial" w:hAnsi="Arial" w:cs="Arial"/>
-          <w:spacing w:val="-6"/>
-          <w:w w:val="90"/>
-          <w:sz w:val="22"/>
-          <w:szCs w:val="22"/>
-        </w:rPr>
-        <w:t>}</w:t>
+        <w:t xml:space="preserve"> {{borrower_name}}</w:t>
       </w:r>
       <w:r>
         <w:rPr>
@@ -635,7 +442,6 @@
         </w:rPr>
         <w:t>,</w:t>
       </w:r>
-      <w:proofErr w:type="gramEnd"/>
     </w:p>
     <w:p>
       <w:pPr>
@@ -875,29 +681,7 @@
           <w:w w:val="90"/>
           <w:u w:val="single"/>
         </w:rPr>
-        <w:t>{{</w:t>
-      </w:r>
-      <w:proofErr w:type="spellStart"/>
-      <w:r>
-        <w:rPr>
-          <w:rFonts w:ascii="Arial" w:hAnsi="Arial" w:cs="Arial"/>
-          <w:b/>
-          <w:spacing w:val="-7"/>
-          <w:w w:val="90"/>
-          <w:u w:val="single"/>
-        </w:rPr>
-        <w:t>vehicle_no</w:t>
-      </w:r>
-      <w:proofErr w:type="spellEnd"/>
-      <w:r>
-        <w:rPr>
-          <w:rFonts w:ascii="Arial" w:hAnsi="Arial" w:cs="Arial"/>
-          <w:b/>
-          <w:spacing w:val="-7"/>
-          <w:w w:val="90"/>
-          <w:u w:val="single"/>
-        </w:rPr>
-        <w:t>}}</w:t>
+        <w:t>{{vehicle_no}}</w:t>
       </w:r>
     </w:p>
     <w:p>
@@ -1269,9 +1053,30 @@
           <w:sz w:val="22"/>
           <w:szCs w:val="22"/>
         </w:rPr>
-        <w:t>{{</w:t>
-      </w:r>
-      <w:proofErr w:type="spellStart"/>
+        <w:t>{{vehicle_name}}</w:t>
+      </w:r>
+      <w:r>
+        <w:rPr>
+          <w:rFonts w:ascii="Arial" w:hAnsi="Arial" w:cs="Arial"/>
+          <w:b/>
+          <w:spacing w:val="-8"/>
+          <w:w w:val="90"/>
+          <w:sz w:val="22"/>
+          <w:szCs w:val="22"/>
+        </w:rPr>
+        <w:t>,</w:t>
+      </w:r>
+      <w:r>
+        <w:rPr>
+          <w:rFonts w:ascii="Arial" w:hAnsi="Arial" w:cs="Arial"/>
+          <w:b/>
+          <w:spacing w:val="-1"/>
+          <w:w w:val="90"/>
+          <w:sz w:val="22"/>
+          <w:szCs w:val="22"/>
+        </w:rPr>
+        <w:t xml:space="preserve"> </w:t>
+      </w:r>
       <w:r>
         <w:rPr>
           <w:rFonts w:ascii="Arial" w:hAnsi="Arial" w:cs="Arial"/>
@@ -1281,76 +1086,7 @@
           <w:sz w:val="22"/>
           <w:szCs w:val="22"/>
         </w:rPr>
-        <w:t>vehicle_name</w:t>
-      </w:r>
-      <w:proofErr w:type="spellEnd"/>
-      <w:r>
-        <w:rPr>
-          <w:rFonts w:ascii="Arial" w:hAnsi="Arial" w:cs="Arial"/>
-          <w:b/>
-          <w:spacing w:val="-12"/>
-          <w:w w:val="90"/>
-          <w:sz w:val="22"/>
-          <w:szCs w:val="22"/>
-        </w:rPr>
-        <w:t>}}</w:t>
-      </w:r>
-      <w:r>
-        <w:rPr>
-          <w:rFonts w:ascii="Arial" w:hAnsi="Arial" w:cs="Arial"/>
-          <w:b/>
-          <w:spacing w:val="-8"/>
-          <w:w w:val="90"/>
-          <w:sz w:val="22"/>
-          <w:szCs w:val="22"/>
-        </w:rPr>
-        <w:t>,</w:t>
-      </w:r>
-      <w:r>
-        <w:rPr>
-          <w:rFonts w:ascii="Arial" w:hAnsi="Arial" w:cs="Arial"/>
-          <w:b/>
-          <w:spacing w:val="-1"/>
-          <w:w w:val="90"/>
-          <w:sz w:val="22"/>
-          <w:szCs w:val="22"/>
-        </w:rPr>
-        <w:t xml:space="preserve"> </w:t>
-      </w:r>
-      <w:r>
-        <w:rPr>
-          <w:rFonts w:ascii="Arial" w:hAnsi="Arial" w:cs="Arial"/>
-          <w:b/>
-          <w:spacing w:val="-12"/>
-          <w:w w:val="90"/>
-          <w:sz w:val="22"/>
-          <w:szCs w:val="22"/>
-        </w:rPr>
-        <w:t>{{</w:t>
-      </w:r>
-      <w:proofErr w:type="spellStart"/>
-      <w:r>
-        <w:rPr>
-          <w:rFonts w:ascii="Arial" w:hAnsi="Arial" w:cs="Arial"/>
-          <w:b/>
-          <w:spacing w:val="-12"/>
-          <w:w w:val="90"/>
-          <w:sz w:val="22"/>
-          <w:szCs w:val="22"/>
-        </w:rPr>
-        <w:t>vehicle_no</w:t>
-      </w:r>
-      <w:proofErr w:type="spellEnd"/>
-      <w:r>
-        <w:rPr>
-          <w:rFonts w:ascii="Arial" w:hAnsi="Arial" w:cs="Arial"/>
-          <w:b/>
-          <w:spacing w:val="-12"/>
-          <w:w w:val="90"/>
-          <w:sz w:val="22"/>
-          <w:szCs w:val="22"/>
-        </w:rPr>
-        <w:t>}}</w:t>
+        <w:t>{{vehicle_no}}</w:t>
       </w:r>
       <w:r>
         <w:rPr>
@@ -2302,27 +2038,7 @@
           <w:sz w:val="22"/>
           <w:szCs w:val="22"/>
         </w:rPr>
-        <w:t>{{</w:t>
-      </w:r>
-      <w:proofErr w:type="spellStart"/>
-      <w:r>
-        <w:rPr>
-          <w:rFonts w:ascii="Arial" w:hAnsi="Arial" w:cs="Arial"/>
-          <w:b/>
-          <w:sz w:val="22"/>
-          <w:szCs w:val="22"/>
-        </w:rPr>
-        <w:t>vehicle_no</w:t>
-      </w:r>
-      <w:proofErr w:type="spellEnd"/>
-      <w:r>
-        <w:rPr>
-          <w:rFonts w:ascii="Arial" w:hAnsi="Arial" w:cs="Arial"/>
-          <w:b/>
-          <w:sz w:val="22"/>
-          <w:szCs w:val="22"/>
-        </w:rPr>
-        <w:t>}}</w:t>
+        <w:t>{{vehicle_no}}</w:t>
       </w:r>
       <w:r>
         <w:rPr>
@@ -3615,7 +3331,25 @@
           <w:sz w:val="22"/>
           <w:szCs w:val="22"/>
         </w:rPr>
-        <w:t>due}}</w:t>
+        <w:t>due</w:t>
+      </w:r>
+      <w:r>
+        <w:rPr>
+          <w:rFonts w:ascii="Arial" w:hAnsi="Arial" w:cs="Arial"/>
+          <w:b/>
+          <w:sz w:val="22"/>
+          <w:szCs w:val="22"/>
+        </w:rPr>
+        <w:t>s</w:t>
+      </w:r>
+      <w:r>
+        <w:rPr>
+          <w:rFonts w:ascii="Arial" w:hAnsi="Arial" w:cs="Arial"/>
+          <w:b/>
+          <w:sz w:val="22"/>
+          <w:szCs w:val="22"/>
+        </w:rPr>
+        <w:t>}}</w:t>
       </w:r>
       <w:r>
         <w:rPr>
